--- a/hin/docx/067.content.docx
+++ b/hin/docx/067.content.docx
@@ -166,26 +166,6 @@
       </w:r>
       <w:r>
         <w:rPr>
-          <w:i/>
-          <w:lang w:val="hi_IN" w:bidi="hi_IN"/>
-        </w:rPr>
-        <w:t>श्राप का ग्रंथ, श्राप, श्रापित, श्रीफल (क्युनस), श्रेणीबद्ध गीत, श्रेष्ठगीत, श्रेष्ठगीत</w:t>
-      </w:r>
-      <w:r>
-        <w:rPr>
-          <w:lang w:val="hi_IN" w:bidi="hi_IN"/>
-        </w:rPr>
-      </w:r>
-    </w:p>
-    <w:p>
-      <w:pPr/>
-      <w:r>
-        <w:rPr>
-          <w:lang w:val="hi_IN" w:bidi="hi_IN"/>
-        </w:rPr>
-      </w:r>
-      <w:r>
-        <w:rPr>
           <w:lang w:val="hi_IN" w:bidi="hi_IN"/>
         </w:rPr>
         <w:t xml:space="preserve"> </w:t>
@@ -431,7 +411,7 @@
         <w:rPr>
           <w:lang w:val="hi_IN" w:bidi="hi_IN"/>
         </w:rPr>
-        <w:t>किसी के शत्रुओं के खिलाफ बुराई या चोट का आह्वान। बाइबल के समय में प्रचलित, श्राप आशीष के विपरीत था और इसे आधुनिक अर्थ में बुरा भला कहने के साथ भ्रमित नहीं करना चाहिए।</w:t>
+        <w:t>श्राप एक गंभीर बोली गई बात या प्रार्थना होती है जो किसी व्यक्ति, लोगों के समूह, या किसी और चीज़, जैसे कि धरती या किसी देश को दण्ड देने की मांग करती है।श्राप शब्द परमेश्वर के उस फैसले को भी इंकित कर सकता है जो पहले ही हो चुका है या जिसे परमेश्वर ने पहले ही करने का फैसला कर लिया है। श्राप देना आशीष देने के बिल्कुल विपरीत क्रिया है।</w:t>
       </w:r>
     </w:p>
     <w:p>
@@ -907,7 +887,7 @@
         <w:rPr>
           <w:lang w:val="hi_IN" w:bidi="hi_IN"/>
         </w:rPr>
-        <w:t>बाइबल के इतिहास में श्रापों में शामिल हैं सर्प, आदम, और हव्वा पर परमेश्वर का श्राप (</w:t>
+        <w:t>बाइबल के इतिहास के श्रापों में शामिल है, अदन वाटिका में आदम और हव्वा के पतन के बाद परमेश्वर का साँप और भूमि को दिया गया श्राप (</w:t>
       </w:r>
       <w:hyperlink r:id="rId31">
         <w:r>

--- a/hin/docx/067.content.docx
+++ b/hin/docx/067.content.docx
@@ -19,7 +19,7 @@
         <w:rPr>
           <w:lang w:val="hi_IN" w:bidi="hi_IN"/>
         </w:rPr>
-        <w:t>Resource: बाइबल कोश (टिंडेल)</w:t>
+        <w:t>Resource: Tyndale Open Bible Dictionary</w:t>
       </w:r>
       <w:r>
         <w:rPr>
@@ -112,7 +112,7 @@
         <w:rPr>
           <w:lang w:val="hi_IN" w:bidi="hi_IN"/>
         </w:rPr>
-        <w:t>बाइबल कोश (टिंडेल)</w:t>
+        <w:t>Tyndale Open Bible Dictionary</w:t>
       </w:r>
     </w:p>
     <w:p>

--- a/hin/docx/067.content.docx
+++ b/hin/docx/067.content.docx
@@ -19,7 +19,7 @@
         <w:rPr>
           <w:lang w:val="hi_IN" w:bidi="hi_IN"/>
         </w:rPr>
-        <w:t>Resource: Tyndale Open Bible Dictionary</w:t>
+        <w:t>Resource: Aquifer Open Bible Dictionary</w:t>
       </w:r>
       <w:r>
         <w:rPr>
@@ -112,7 +112,7 @@
         <w:rPr>
           <w:lang w:val="hi_IN" w:bidi="hi_IN"/>
         </w:rPr>
-        <w:t>Tyndale Open Bible Dictionary</w:t>
+        <w:t>Aquifer Open Bible Dictionary</w:t>
       </w:r>
     </w:p>
     <w:p>
